--- a/case-5-analytical-review/Кейс-задача№5_Обзор_Cynthia_Mini.docx
+++ b/case-5-analytical-review/Кейс-задача№5_Обзор_Cynthia_Mini.docx
@@ -31,7 +31,7 @@
     <w:p>
       <w:pPr/>
       <w:r>
-        <w:t>Цель работы — оценить созданный в кейсе № 4 сайт Cynthia Mini по четырём критериям: функциональность, производительность, удобство использования и безопасность. Оценка выполняется критически: учитываются не только реализованные возможности, но и ограничения, мешающие реальному применению сайта.</w:t>
+        <w:t>В этой работе я оценил созданный в кейсе № 4 сайт Cynthia Mini по четырём критериям: функциональность, производительность, удобство использования и безопасность. Я учитывал не только готовые возможности, но и ограничения, которые мешают применять сайт в реальной работе.</w:t>
       </w:r>
     </w:p>
     <w:p>
@@ -46,7 +46,7 @@
     <w:p>
       <w:pPr/>
       <w:r>
-        <w:t>Cynthia Mini — учебный сайт для ведения вакансий, кандидатов и откликов. Были рассмотрены страницы сайта, клиентская логика, серверные обработчики Delphi, настройки IIS и структура базы MS SQL Server. Проверялись основные пользовательские сценарии и обработка ошибочных данных.</w:t>
+        <w:t>Cynthia Mini — учебный сайт для ведения вакансий, кандидатов и откликов. Я рассмотрел страницы, клиентскую логику, обработчики Delphi, настройки IIS и структуру MS SQL Server. Также проверил основные пользовательские сценарии и обработку ошибочных данных.</w:t>
       </w:r>
     </w:p>
     <w:p>
@@ -66,7 +66,7 @@
         <w:ind w:left="720" w:hanging="360"/>
       </w:pPr>
       <w:r>
-        <w:t>Нативная DLL Delphi/IIS не была собрана из-за отсутствия Delphi 10.2. Поэтому выводы о производительности являются проектной оценкой, а не результатом нагрузочного теста.</w:t>
+        <w:t>Я не смог собрать нативную DLL Delphi/IIS, потому что в среде не было Delphi 10.2. Поэтому производительность оценивал по проекту, а не по результатам нагрузочного теста.</w:t>
       </w:r>
     </w:p>
     <w:p>
@@ -591,7 +591,7 @@
     <w:p>
       <w:pPr/>
       <w:r>
-        <w:t>Сайт решает базовую задачу подбора персонала: показывает сводные показатели, вакансии, кандидатов и воронку откликов. Можно создавать основные записи и переводить отклик на следующий этап. База данных содержит связи, ограничения и тестовые данные.</w:t>
+        <w:t>Я проверил базовый сценарий подбора: сайт показывает показатели, вакансии, кандидатов и воронку. В нём можно создавать основные записи и переводить отклик на следующий этап. В базе я предусмотрел связи, ограничения и тестовые данные.</w:t>
       </w:r>
     </w:p>
     <w:tbl>
@@ -1265,7 +1265,7 @@
     <w:p>
       <w:pPr/>
       <w:r>
-        <w:t>На небольшом демонстрационном наборе сайт должен работать быстро. Четыре основных набора данных запрашиваются параллельно, а в базе созданы индексы. Однако архитектура не рассчитана на заметный рост объёма информации.</w:t>
+        <w:t>По моей оценке, на небольшом демонстрационном наборе сайт будет работать быстро: четыре набора данных запрашиваются параллельно, а в базе есть индексы. При этом текущая архитектура не рассчитана на заметный рост объёма информации.</w:t>
       </w:r>
     </w:p>
     <w:p>
@@ -1330,7 +1330,7 @@
     <w:p>
       <w:pPr/>
       <w:r>
-        <w:t>Вывод: производительность достаточна для учебной демонстрации, но не доказана для корпоративного использования.</w:t>
+        <w:t>Мой вывод: для учебной демонстрации производительности достаточно, но для корпоративной работы это ещё не подтверждено тестами.</w:t>
       </w:r>
     </w:p>
     <w:p>
@@ -1345,7 +1345,7 @@
     <w:p>
       <w:pPr/>
       <w:r>
-        <w:t>Интерфейс воспринимается именно как сайт: есть верхнее меню, информационные блоки, таблицы, формы и адаптация под небольшие экраны. Цветовые метки помогают различать этапы, а пустые списки не выглядят как ошибка.</w:t>
+        <w:t>Интерфейс я сделал похожим на обычный сайт: добавил верхнее меню, информационные блоки, таблицы, формы и адаптацию под небольшие экраны. Цветом выделил этапы, а для пустых списков предусмотрел отдельное состояние.</w:t>
       </w:r>
     </w:p>
     <w:p>
@@ -1424,7 +1424,7 @@
     <w:p>
       <w:pPr/>
       <w:r>
-        <w:t>Безопасность — самый слабый и критичный критерий. Сайт хранит персональные данные кандидатов, поэтому отсутствие контроля доступа делает его непригодным для реальной компании, даже если остальные функции работают корректно.</w:t>
+        <w:t>Самым слабым критерием я считаю безопасность. Сайт хранит персональные данные кандидатов, поэтому без контроля доступа его нельзя использовать в реальной компании, даже если остальные функции работают правильно.</w:t>
       </w:r>
     </w:p>
     <w:tbl>
@@ -2215,7 +2215,7 @@
     <w:p>
       <w:pPr/>
       <w:r>
-        <w:t>Эти меры полезны, но не компенсируют отсутствие аутентификации, разграничения прав и защищённого соединения.</w:t>
+        <w:t>Эти меры я считаю полезными, но они не заменяют аутентификацию, разграничение прав и защищённое соединение.</w:t>
       </w:r>
     </w:p>
     <w:p>
@@ -2799,13 +2799,13 @@
     <w:p>
       <w:pPr/>
       <w:r>
-        <w:t>Cynthia Mini удачно демонстрирует идею сайта для подбора персонала и соответствует уровню учебного прототипа. Основные данные связаны, интерфейс понятен, а главные сценарии можно показать преподавателю.</w:t>
+        <w:t>Я считаю, что Cynthia Mini хорошо показывает идею сайта для подбора персонала и соответствует уровню учебного прототипа. Основные данные связаны, интерфейс понятен, а главные сценарии можно показать преподавателю.</w:t>
       </w:r>
     </w:p>
     <w:p>
       <w:pPr/>
       <w:r>
-        <w:t>Критический итог: размещать сайт в открытом доступе и использовать реальные данные кандидатов нельзя. До внедрения в компании обязательны аутентификация, роли, HTTPS, безопасная обработка ошибок, транзакции и серверная проверка данных. После устранения этих блокеров проект можно развивать как внутреннюю систему малого отдела подбора.</w:t>
+        <w:t>Мой итог: сейчас сайт нельзя размещать в открытом доступе и заполнять реальными данными кандидатов. Сначала я бы добавил аутентификацию, роли, HTTPS, безопасную обработку ошибок, транзакции и серверную проверку данных. После этого проект можно развивать как внутреннюю систему небольшого отдела подбора.</w:t>
       </w:r>
     </w:p>
     <w:sectPr>

--- a/case-5-analytical-review/Кейс-задача№5_Обзор_Cynthia_Mini.docx
+++ b/case-5-analytical-review/Кейс-задача№5_Обзор_Cynthia_Mini.docx
@@ -31,7 +31,7 @@
     <w:p>
       <w:pPr/>
       <w:r>
-        <w:t>В этой работе я оценил созданный в кейсе № 4 сайт Cynthia Mini по четырём критериям: функциональность, производительность, удобство использования и безопасность. Я учитывал не только готовые возможности, но и ограничения, которые мешают применять сайт в реальной работе.</w:t>
+        <w:t>В этой работе я оценила созданный в кейсе № 4 сайт Cynthia Mini по четырём критериям: функциональность, производительность, удобство использования и безопасность. Я учитывала не только готовые возможности, но и ограничения, которые мешают применять сайт в реальной работе.</w:t>
       </w:r>
     </w:p>
     <w:p>
@@ -46,7 +46,7 @@
     <w:p>
       <w:pPr/>
       <w:r>
-        <w:t>Cynthia Mini — учебный сайт для ведения вакансий, кандидатов и откликов. Я рассмотрел страницы, клиентскую логику, обработчики Delphi, настройки IIS и структуру MS SQL Server. Также проверил основные пользовательские сценарии и обработку ошибочных данных.</w:t>
+        <w:t>Cynthia Mini — учебный сайт для ведения вакансий, кандидатов и откликов. Я рассмотрела страницы, клиентскую логику, обработчики Delphi, настройки IIS и структуру MS SQL Server. Также проверила основные пользовательские сценарии и обработку ошибочных данных.</w:t>
       </w:r>
     </w:p>
     <w:p>
@@ -66,7 +66,7 @@
         <w:ind w:left="720" w:hanging="360"/>
       </w:pPr>
       <w:r>
-        <w:t>Я не смог собрать нативную DLL Delphi/IIS, потому что в среде не было Delphi 10.2. Поэтому производительность оценивал по проекту, а не по результатам нагрузочного теста.</w:t>
+        <w:t>Я не смогла собрать нативную DLL Delphi/IIS, потому что в среде не было Delphi 10.2. Поэтому производительность оценивал по проекту, а не по результатам нагрузочного теста.</w:t>
       </w:r>
     </w:p>
     <w:p>
@@ -591,7 +591,7 @@
     <w:p>
       <w:pPr/>
       <w:r>
-        <w:t>Я проверил базовый сценарий подбора: сайт показывает показатели, вакансии, кандидатов и воронку. В нём можно создавать основные записи и переводить отклик на следующий этап. В базе я предусмотрел связи, ограничения и тестовые данные.</w:t>
+        <w:t>Я проверила базовый сценарий подбора: сайт показывает показатели, вакансии, кандидатов и воронку. В нём можно создавать основные записи и переводить отклик на следующий этап. В базе я предусмотрела связи, ограничения и тестовые данные.</w:t>
       </w:r>
     </w:p>
     <w:tbl>
@@ -1345,7 +1345,7 @@
     <w:p>
       <w:pPr/>
       <w:r>
-        <w:t>Интерфейс я сделал похожим на обычный сайт: добавил верхнее меню, информационные блоки, таблицы, формы и адаптацию под небольшие экраны. Цветом выделил этапы, а для пустых списков предусмотрел отдельное состояние.</w:t>
+        <w:t>Интерфейс я сделала похожим на обычный сайт: добавила верхнее меню, информационные блоки, таблицы, формы и адаптацию под небольшие экраны. Цветом выделила этапы, а для пустых списков предусмотрела отдельное состояние.</w:t>
       </w:r>
     </w:p>
     <w:p>
@@ -2805,7 +2805,7 @@
     <w:p>
       <w:pPr/>
       <w:r>
-        <w:t>Мой итог: сейчас сайт нельзя размещать в открытом доступе и заполнять реальными данными кандидатов. Сначала я бы добавил аутентификацию, роли, HTTPS, безопасную обработку ошибок, транзакции и серверную проверку данных. После этого проект можно развивать как внутреннюю систему небольшого отдела подбора.</w:t>
+        <w:t>Мой итог: сейчас сайт нельзя размещать в открытом доступе и заполнять реальными данными кандидатов. Сначала я бы добавила аутентификацию, роли, HTTPS, безопасную обработку ошибок, транзакции и серверную проверку данных. После этого проект можно развивать как внутреннюю систему небольшого отдела подбора.</w:t>
       </w:r>
     </w:p>
     <w:sectPr>

--- a/case-5-analytical-review/Кейс-задача№5_Обзор_Cynthia_Mini.docx
+++ b/case-5-analytical-review/Кейс-задача№5_Обзор_Cynthia_Mini.docx
@@ -31,7 +31,7 @@
     <w:p>
       <w:pPr/>
       <w:r>
-        <w:t>В этой работе я оценила созданный в кейсе № 4 сайт Cynthia Mini по четырём критериям: функциональность, производительность, удобство использования и безопасность. Я учитывала не только готовые возможности, но и ограничения, которые мешают применять сайт в реальной работе.</w:t>
+        <w:t>В этой работе я оценил созданный в кейсе № 4 сайт Cynthia Mini по четырём критериям: функциональность, производительность, удобство использования и безопасность. Я учитывал не только готовые возможности, но и ограничения, которые мешают применять сайт в реальной работе.</w:t>
       </w:r>
     </w:p>
     <w:p>
@@ -46,7 +46,7 @@
     <w:p>
       <w:pPr/>
       <w:r>
-        <w:t>Cynthia Mini — учебный сайт для ведения вакансий, кандидатов и откликов. Я рассмотрела страницы, клиентскую логику, обработчики Delphi, настройки IIS и структуру MS SQL Server. Также проверила основные пользовательские сценарии и обработку ошибочных данных.</w:t>
+        <w:t>Cynthia Mini — учебный сайт для ведения вакансий, кандидатов и откликов. Я рассмотрел страницы, клиентскую логику, обработчики Delphi, настройки IIS и структуру MS SQL Server. Также проверил основные пользовательские сценарии и обработку ошибочных данных.</w:t>
       </w:r>
     </w:p>
     <w:p>
@@ -66,7 +66,7 @@
         <w:ind w:left="720" w:hanging="360"/>
       </w:pPr>
       <w:r>
-        <w:t>Я не смогла собрать нативную DLL Delphi/IIS, потому что в среде не было Delphi 10.2. Поэтому производительность оценивал по проекту, а не по результатам нагрузочного теста.</w:t>
+        <w:t>Я не смог собрать нативную DLL Delphi/IIS, потому что в среде не было Delphi 10.2. Поэтому производительность оценивал по проекту, а не по результатам нагрузочного теста.</w:t>
       </w:r>
     </w:p>
     <w:p>
@@ -591,7 +591,7 @@
     <w:p>
       <w:pPr/>
       <w:r>
-        <w:t>Я проверила базовый сценарий подбора: сайт показывает показатели, вакансии, кандидатов и воронку. В нём можно создавать основные записи и переводить отклик на следующий этап. В базе я предусмотрела связи, ограничения и тестовые данные.</w:t>
+        <w:t>Я проверил базовый сценарий подбора: сайт показывает показатели, вакансии, кандидатов и воронку. В нём можно создавать основные записи и переводить отклик на следующий этап. В базе я предусмотрел связи, ограничения и тестовые данные.</w:t>
       </w:r>
     </w:p>
     <w:tbl>
@@ -1345,7 +1345,7 @@
     <w:p>
       <w:pPr/>
       <w:r>
-        <w:t>Интерфейс я сделала похожим на обычный сайт: добавила верхнее меню, информационные блоки, таблицы, формы и адаптацию под небольшие экраны. Цветом выделила этапы, а для пустых списков предусмотрела отдельное состояние.</w:t>
+        <w:t>Интерфейс я сделал похожим на обычный сайт: добавил верхнее меню, информационные блоки, таблицы, формы и адаптацию под небольшие экраны. Цветом выделил этапы, а для пустых списков предусмотрел отдельное состояние.</w:t>
       </w:r>
     </w:p>
     <w:p>
@@ -2805,7 +2805,7 @@
     <w:p>
       <w:pPr/>
       <w:r>
-        <w:t>Мой итог: сейчас сайт нельзя размещать в открытом доступе и заполнять реальными данными кандидатов. Сначала я бы добавила аутентификацию, роли, HTTPS, безопасную обработку ошибок, транзакции и серверную проверку данных. После этого проект можно развивать как внутреннюю систему небольшого отдела подбора.</w:t>
+        <w:t>Мой итог: сейчас сайт нельзя размещать в открытом доступе и заполнять реальными данными кандидатов. Сначала я бы добавил аутентификацию, роли, HTTPS, безопасную обработку ошибок, транзакции и серверную проверку данных. После этого проект можно развивать как внутреннюю систему небольшого отдела подбора.</w:t>
       </w:r>
     </w:p>
     <w:sectPr>
